--- a/masters/expense-report/expense-report.docx
+++ b/masters/expense-report/expense-report.docx
@@ -4,7 +4,7 @@
   <w:body>
     <w:p>
       <w:pPr>
-        <w:spacing w:after="31" w:before="0" w:line="312" w:lineRule="auto"/>
+        <w:spacing w:after="34" w:before="0" w:line="312" w:lineRule="auto"/>
         <w:jc w:val="center"/>
       </w:pPr>
       <w:r>
@@ -19,7 +19,7 @@
     </w:p>
     <w:p>
       <w:pPr>
-        <w:spacing w:after="78" w:before="0" w:line="312" w:lineRule="auto"/>
+        <w:spacing w:after="85" w:before="0" w:line="312" w:lineRule="auto"/>
         <w:jc w:val="left"/>
         <w:pBdr>
           <w:bottom w:val="single" w:sz="14" w:space="2" w:color="24384F"/>
@@ -49,7 +49,7 @@
       </w:tblGrid>
       <w:tr>
         <w:trPr>
-          <w:trHeight w:val="353" w:hRule="atLeast"/>
+          <w:trHeight w:val="385" w:hRule="atLeast"/>
         </w:trPr>
         <w:tc>
           <w:tcPr>
@@ -164,7 +164,7 @@
       </w:tr>
       <w:tr>
         <w:trPr>
-          <w:trHeight w:val="353" w:hRule="atLeast"/>
+          <w:trHeight w:val="385" w:hRule="atLeast"/>
         </w:trPr>
         <w:tc>
           <w:tcPr>
@@ -279,7 +279,7 @@
       </w:tr>
       <w:tr>
         <w:trPr>
-          <w:trHeight w:val="353" w:hRule="atLeast"/>
+          <w:trHeight w:val="385" w:hRule="atLeast"/>
         </w:trPr>
         <w:tc>
           <w:tcPr>
@@ -397,7 +397,7 @@
     </w:tbl>
     <w:p>
       <w:pPr>
-        <w:spacing w:after="31" w:before="0" w:line="312" w:lineRule="auto"/>
+        <w:spacing w:after="34" w:before="0" w:line="312" w:lineRule="auto"/>
         <w:jc w:val="left"/>
       </w:pPr>
       <w:r>
@@ -410,7 +410,7 @@
     </w:p>
     <w:p>
       <w:pPr>
-        <w:spacing w:after="31" w:before="62" w:line="312" w:lineRule="auto"/>
+        <w:spacing w:after="34" w:before="68" w:line="312" w:lineRule="auto"/>
         <w:jc w:val="left"/>
         <w:pBdr>
           <w:bottom w:val="single" w:sz="6" w:space="2" w:color="C9D2DD"/>
@@ -455,7 +455,7 @@
       </w:tblGrid>
       <w:tr>
         <w:trPr>
-          <w:trHeight w:val="353" w:hRule="atLeast"/>
+          <w:trHeight w:val="385" w:hRule="atLeast"/>
         </w:trPr>
         <w:tc>
           <w:tcPr>
@@ -692,7 +692,7 @@
       </w:tr>
       <w:tr>
         <w:trPr>
-          <w:trHeight w:val="353" w:hRule="atLeast"/>
+          <w:trHeight w:val="385" w:hRule="atLeast"/>
         </w:trPr>
         <w:tc>
           <w:tcPr>
@@ -708,7 +708,7 @@
           <w:p>
             <w:pPr>
               <w:spacing w:after="0" w:line="312" w:lineRule="auto"/>
-              <w:jc w:val="left"/>
+              <w:jc w:val="center"/>
             </w:pPr>
             <w:r/>
             <w:r>
@@ -734,7 +734,7 @@
           <w:p>
             <w:pPr>
               <w:spacing w:after="0" w:line="312" w:lineRule="auto"/>
-              <w:jc w:val="left"/>
+              <w:jc w:val="center"/>
             </w:pPr>
             <w:r/>
             <w:r>
@@ -760,7 +760,7 @@
           <w:p>
             <w:pPr>
               <w:spacing w:after="0" w:line="312" w:lineRule="auto"/>
-              <w:jc w:val="left"/>
+              <w:jc w:val="center"/>
             </w:pPr>
             <w:r/>
             <w:r>
@@ -786,7 +786,7 @@
           <w:p>
             <w:pPr>
               <w:spacing w:after="0" w:line="312" w:lineRule="auto"/>
-              <w:jc w:val="left"/>
+              <w:jc w:val="center"/>
             </w:pPr>
             <w:r/>
             <w:r>
@@ -812,7 +812,7 @@
           <w:p>
             <w:pPr>
               <w:spacing w:after="0" w:line="312" w:lineRule="auto"/>
-              <w:jc w:val="left"/>
+              <w:jc w:val="center"/>
             </w:pPr>
             <w:r/>
             <w:r>
@@ -838,7 +838,7 @@
           <w:p>
             <w:pPr>
               <w:spacing w:after="0" w:line="312" w:lineRule="auto"/>
-              <w:jc w:val="left"/>
+              <w:jc w:val="center"/>
             </w:pPr>
             <w:r/>
             <w:r>
@@ -864,7 +864,7 @@
           <w:p>
             <w:pPr>
               <w:spacing w:after="0" w:line="312" w:lineRule="auto"/>
-              <w:jc w:val="left"/>
+              <w:jc w:val="center"/>
             </w:pPr>
             <w:r/>
             <w:r>
@@ -890,7 +890,7 @@
           <w:p>
             <w:pPr>
               <w:spacing w:after="0" w:line="312" w:lineRule="auto"/>
-              <w:jc w:val="left"/>
+              <w:jc w:val="center"/>
             </w:pPr>
             <w:r/>
             <w:r>
@@ -905,7 +905,7 @@
       </w:tr>
       <w:tr>
         <w:trPr>
-          <w:trHeight w:val="353" w:hRule="atLeast"/>
+          <w:trHeight w:val="385" w:hRule="atLeast"/>
         </w:trPr>
         <w:tc>
           <w:tcPr>
@@ -921,7 +921,7 @@
           <w:p>
             <w:pPr>
               <w:spacing w:after="0" w:line="312" w:lineRule="auto"/>
-              <w:jc w:val="left"/>
+              <w:jc w:val="center"/>
             </w:pPr>
             <w:r/>
             <w:r>
@@ -947,7 +947,7 @@
           <w:p>
             <w:pPr>
               <w:spacing w:after="0" w:line="312" w:lineRule="auto"/>
-              <w:jc w:val="left"/>
+              <w:jc w:val="center"/>
             </w:pPr>
             <w:r/>
             <w:r>
@@ -973,7 +973,7 @@
           <w:p>
             <w:pPr>
               <w:spacing w:after="0" w:line="312" w:lineRule="auto"/>
-              <w:jc w:val="left"/>
+              <w:jc w:val="center"/>
             </w:pPr>
             <w:r/>
             <w:r>
@@ -999,7 +999,7 @@
           <w:p>
             <w:pPr>
               <w:spacing w:after="0" w:line="312" w:lineRule="auto"/>
-              <w:jc w:val="left"/>
+              <w:jc w:val="center"/>
             </w:pPr>
             <w:r/>
             <w:r>
@@ -1025,7 +1025,7 @@
           <w:p>
             <w:pPr>
               <w:spacing w:after="0" w:line="312" w:lineRule="auto"/>
-              <w:jc w:val="left"/>
+              <w:jc w:val="center"/>
             </w:pPr>
             <w:r/>
             <w:r>
@@ -1051,7 +1051,7 @@
           <w:p>
             <w:pPr>
               <w:spacing w:after="0" w:line="312" w:lineRule="auto"/>
-              <w:jc w:val="left"/>
+              <w:jc w:val="center"/>
             </w:pPr>
             <w:r/>
             <w:r>
@@ -1077,7 +1077,7 @@
           <w:p>
             <w:pPr>
               <w:spacing w:after="0" w:line="312" w:lineRule="auto"/>
-              <w:jc w:val="left"/>
+              <w:jc w:val="center"/>
             </w:pPr>
             <w:r/>
             <w:r>
@@ -1103,7 +1103,7 @@
           <w:p>
             <w:pPr>
               <w:spacing w:after="0" w:line="312" w:lineRule="auto"/>
-              <w:jc w:val="left"/>
+              <w:jc w:val="center"/>
             </w:pPr>
             <w:r/>
             <w:r>
@@ -1119,7 +1119,7 @@
     </w:tbl>
     <w:p>
       <w:pPr>
-        <w:spacing w:after="31" w:before="0" w:line="312" w:lineRule="auto"/>
+        <w:spacing w:after="34" w:before="0" w:line="312" w:lineRule="auto"/>
         <w:jc w:val="left"/>
       </w:pPr>
       <w:r>
@@ -1146,7 +1146,7 @@
       </w:tblGrid>
       <w:tr>
         <w:trPr>
-          <w:trHeight w:val="353" w:hRule="atLeast"/>
+          <w:trHeight w:val="385" w:hRule="atLeast"/>
         </w:trPr>
         <w:tc>
           <w:tcPr>
@@ -1258,7 +1258,7 @@
       </w:tr>
       <w:tr>
         <w:trPr>
-          <w:trHeight w:val="353" w:hRule="atLeast"/>
+          <w:trHeight w:val="385" w:hRule="atLeast"/>
         </w:trPr>
         <w:tc>
           <w:tcPr>
@@ -1370,7 +1370,7 @@
       </w:tr>
       <w:tr>
         <w:trPr>
-          <w:trHeight w:val="353" w:hRule="atLeast"/>
+          <w:trHeight w:val="385" w:hRule="atLeast"/>
         </w:trPr>
         <w:tc>
           <w:tcPr>
@@ -1482,7 +1482,7 @@
       </w:tr>
       <w:tr>
         <w:trPr>
-          <w:trHeight w:val="353" w:hRule="atLeast"/>
+          <w:trHeight w:val="385" w:hRule="atLeast"/>
         </w:trPr>
         <w:tc>
           <w:tcPr>
@@ -1595,7 +1595,7 @@
     </w:tbl>
     <w:p>
       <w:pPr>
-        <w:spacing w:after="31" w:before="0" w:line="312" w:lineRule="auto"/>
+        <w:spacing w:after="34" w:before="0" w:line="312" w:lineRule="auto"/>
         <w:jc w:val="left"/>
       </w:pPr>
       <w:r>
@@ -1608,7 +1608,7 @@
     </w:p>
     <w:p>
       <w:pPr>
-        <w:spacing w:after="31" w:before="62" w:line="312" w:lineRule="auto"/>
+        <w:spacing w:after="34" w:before="68" w:line="312" w:lineRule="auto"/>
         <w:jc w:val="left"/>
         <w:pBdr>
           <w:bottom w:val="single" w:sz="6" w:space="2" w:color="C9D2DD"/>
@@ -1648,7 +1648,7 @@
       </w:tblGrid>
       <w:tr>
         <w:trPr>
-          <w:trHeight w:val="353" w:hRule="atLeast"/>
+          <w:trHeight w:val="385" w:hRule="atLeast"/>
         </w:trPr>
         <w:tc>
           <w:tcPr>
@@ -1736,7 +1736,7 @@
       </w:tr>
       <w:tr>
         <w:trPr>
-          <w:trHeight w:val="353" w:hRule="atLeast"/>
+          <w:trHeight w:val="385" w:hRule="atLeast"/>
         </w:trPr>
         <w:tc>
           <w:tcPr>
@@ -1823,7 +1823,7 @@
       </w:tr>
       <w:tr>
         <w:trPr>
-          <w:trHeight w:val="353" w:hRule="atLeast"/>
+          <w:trHeight w:val="385" w:hRule="atLeast"/>
         </w:trPr>
         <w:tc>
           <w:tcPr>
@@ -1910,7 +1910,7 @@
       </w:tr>
       <w:tr>
         <w:trPr>
-          <w:trHeight w:val="353" w:hRule="atLeast"/>
+          <w:trHeight w:val="385" w:hRule="atLeast"/>
         </w:trPr>
         <w:tc>
           <w:tcPr>
@@ -1997,7 +1997,7 @@
       </w:tr>
       <w:tr>
         <w:trPr>
-          <w:trHeight w:val="353" w:hRule="atLeast"/>
+          <w:trHeight w:val="385" w:hRule="atLeast"/>
         </w:trPr>
         <w:tc>
           <w:tcPr>
@@ -2084,7 +2084,7 @@
       </w:tr>
       <w:tr>
         <w:trPr>
-          <w:trHeight w:val="353" w:hRule="atLeast"/>
+          <w:trHeight w:val="385" w:hRule="atLeast"/>
         </w:trPr>
         <w:tc>
           <w:tcPr>
@@ -2171,7 +2171,7 @@
     </w:tbl>
     <w:p>
       <w:pPr>
-        <w:spacing w:after="31" w:before="0" w:line="312" w:lineRule="auto"/>
+        <w:spacing w:after="34" w:before="0" w:line="312" w:lineRule="auto"/>
         <w:jc w:val="left"/>
       </w:pPr>
       <w:r>
@@ -2184,7 +2184,7 @@
     </w:p>
     <w:p>
       <w:pPr>
-        <w:spacing w:after="31" w:before="0" w:line="312" w:lineRule="auto"/>
+        <w:spacing w:after="34" w:before="0" w:line="312" w:lineRule="auto"/>
         <w:jc w:val="left"/>
       </w:pPr>
       <w:r>
@@ -2210,7 +2210,7 @@
       </w:tblGrid>
       <w:tr>
         <w:trPr>
-          <w:trHeight w:val="530" w:hRule="atLeast"/>
+          <w:trHeight w:val="578" w:hRule="atLeast"/>
         </w:trPr>
         <w:tc>
           <w:tcPr>
@@ -2233,7 +2233,7 @@
               <w:rPr>
                 <w:rFonts w:ascii="Malgun Gothic" w:hAnsi="Malgun Gothic" w:eastAsia="Malgun Gothic" w:cs="Malgun Gothic"/>
                 <w:b w:val="0"/>
-                <w:sz w:val="20"/>
+                <w:sz w:val="19"/>
               </w:rPr>
             </w:r>
           </w:p>
@@ -2242,7 +2242,7 @@
     </w:tbl>
     <w:p>
       <w:pPr>
-        <w:spacing w:after="31" w:before="0" w:line="312" w:lineRule="auto"/>
+        <w:spacing w:after="34" w:before="0" w:line="312" w:lineRule="auto"/>
         <w:jc w:val="left"/>
       </w:pPr>
       <w:r>
@@ -2255,7 +2255,7 @@
     </w:p>
     <w:p>
       <w:pPr>
-        <w:spacing w:after="31" w:before="62" w:line="312" w:lineRule="auto"/>
+        <w:spacing w:after="34" w:before="68" w:line="312" w:lineRule="auto"/>
         <w:jc w:val="left"/>
         <w:pBdr>
           <w:bottom w:val="single" w:sz="6" w:space="2" w:color="C9D2DD"/>
@@ -2296,7 +2296,7 @@
       </w:tblGrid>
       <w:tr>
         <w:trPr>
-          <w:trHeight w:val="884" w:hRule="atLeast"/>
+          <w:trHeight w:val="963" w:hRule="atLeast"/>
         </w:trPr>
         <w:tc>
           <w:tcPr>
@@ -2409,7 +2409,7 @@
       </w:tr>
       <w:tr>
         <w:trPr>
-          <w:trHeight w:val="884" w:hRule="atLeast"/>
+          <w:trHeight w:val="963" w:hRule="atLeast"/>
         </w:trPr>
         <w:tc>
           <w:tcPr>
@@ -2523,7 +2523,7 @@
     </w:tbl>
     <w:p>
       <w:pPr>
-        <w:spacing w:after="31" w:before="0" w:line="312" w:lineRule="auto"/>
+        <w:spacing w:after="34" w:before="0" w:line="312" w:lineRule="auto"/>
         <w:jc w:val="left"/>
       </w:pPr>
       <w:r>
@@ -2536,7 +2536,7 @@
     </w:p>
     <w:p>
       <w:pPr>
-        <w:spacing w:after="0" w:before="47" w:line="312" w:lineRule="auto"/>
+        <w:spacing w:after="0" w:before="51" w:line="312" w:lineRule="auto"/>
         <w:jc w:val="left"/>
       </w:pPr>
       <w:r>
